--- a/docs/planning/02_Module_Plans.docx
+++ b/docs/planning/02_Module_Plans.docx
@@ -37,7 +37,7 @@
     </w:p>
     <w:p>
       <w:r>
-        <w:t>Build status marked 27 Oct 2026 against the current Nyaya Flutter app (an offline build with no backend or portals yet): see the "Build status" row under each module. Built but not in this plan: a Legal Updates feed (10 curated landmark judgments and laws, with save) and a demo premium paywall. Payments are out of scope for the first release.</w:t>
+        <w:t>Build status marked 29 Oct 2026 against the Nyaya repo (Flutter app, NestJS backend, Next.js Content Management Portal, staging server): see the "Build status" row under each module. Built but not in this plan: a Legal Updates feed (10 curated landmark judgments and laws, with save) and a demo premium paywall (testing only). Payments are out of scope for the first release.</w:t>
       </w:r>
     </w:p>
     <w:p>
@@ -605,14 +605,14 @@
                 <w:b/>
                 <w:sz w:val="16"/>
               </w:rPr>
-              <w:t>Build status (27 Oct 2026)</w:t>
+              <w:t>Build status (29 Oct 2026)</w:t>
             </w:r>
           </w:p>
         </w:tc>
         <w:tc>
           <w:tcPr>
             <w:tcW w:type="dxa" w:w="8352"/>
-            <w:shd w:val="clear" w:color="auto" w:fill="EDEDED"/>
+            <w:shd w:val="clear" w:color="auto" w:fill="E2EFDA"/>
             <w:vAlign w:val="top"/>
           </w:tcPr>
           <w:p>
@@ -621,14 +621,14 @@
                 <w:b/>
                 <w:sz w:val="16"/>
               </w:rPr>
-              <w:t xml:space="preserve">Not started — </w:t>
+              <w:t xml:space="preserve">Done — </w:t>
             </w:r>
             <w:r>
               <w:rPr>
                 <w:b w:val="0"/>
                 <w:sz w:val="16"/>
               </w:rPr>
-              <w:t>The app keeps a local profile only (name, persona, daily goal, language) on the device. No sign-in, roles or backend yet.</w:t>
+              <w:t>Email and password sign-in for learners and staff, short-lived access tokens with rotating refresh tokens (reuse detected), roles checked on every request, sign-in rate limit per client. Accounts carry XP, coins and settings across phones.</w:t>
             </w:r>
           </w:p>
         </w:tc>
@@ -886,7 +886,7 @@
                 <w:b/>
                 <w:sz w:val="16"/>
               </w:rPr>
-              <w:t>Build status (27 Oct 2026)</w:t>
+              <w:t>Build status (29 Oct 2026)</w:t>
             </w:r>
           </w:p>
         </w:tc>
@@ -909,7 +909,7 @@
                 <w:b w:val="0"/>
                 <w:sz w:val="16"/>
               </w:rPr>
-              <w:t>App: Explore Law home, Core Laws list and a Journey map of 6 chapters x 3 levels, from a catalog built into the app. No taxonomy API, no CMP, no search or filters (search opens Ask AI).</w:t>
+              <w:t>Subjects, topics and acts in the database, served by GET /v1/taxonomy and the quiz catalog; the app maps its 6 chapters to subjects. Still missing: portal pages to manage the taxonomy, search and filters.</w:t>
             </w:r>
           </w:p>
         </w:tc>
@@ -1167,14 +1167,14 @@
                 <w:b/>
                 <w:sz w:val="16"/>
               </w:rPr>
-              <w:t>Build status (27 Oct 2026)</w:t>
+              <w:t>Build status (29 Oct 2026)</w:t>
             </w:r>
           </w:p>
         </w:tc>
         <w:tc>
           <w:tcPr>
             <w:tcW w:type="dxa" w:w="8352"/>
-            <w:shd w:val="clear" w:color="auto" w:fill="EDEDED"/>
+            <w:shd w:val="clear" w:color="auto" w:fill="E2EFDA"/>
             <w:vAlign w:val="top"/>
           </w:tcPr>
           <w:p>
@@ -1183,14 +1183,14 @@
                 <w:b/>
                 <w:sz w:val="16"/>
               </w:rPr>
-              <w:t xml:space="preserve">Not started — </w:t>
+              <w:t xml:space="preserve">Done — </w:t>
             </w:r>
             <w:r>
               <w:rPr>
                 <w:b w:val="0"/>
                 <w:sz w:val="16"/>
               </w:rPr>
-              <w:t>The 108 questions are a JSON file bundled in the app. No drafts, review, versions or publishing.</w:t>
+              <w:t>Content Management Portal: create and edit drafts, submit, request changes, approve (reviewer cannot be the author or an editor), publish, revise, retire. Published versions are fixed; every step is in the audit log. 108 starter questions imported.</w:t>
             </w:r>
           </w:p>
         </w:tc>
@@ -1448,7 +1448,7 @@
                 <w:b/>
                 <w:sz w:val="16"/>
               </w:rPr>
-              <w:t>Build status (27 Oct 2026)</w:t>
+              <w:t>Build status (29 Oct 2026)</w:t>
             </w:r>
           </w:p>
         </w:tc>
@@ -1471,7 +1471,7 @@
                 <w:b w:val="0"/>
                 <w:sz w:val="16"/>
               </w:rPr>
-              <w:t>Every question has an explanation and a provision reference (e.g. "Article 394, Constitution of India"). No source URL, verified date, validity dates, reviewer or versions.</w:t>
+              <w:t>Questions have fields for source title and URL, provision reference and valid-from / valid-to dates, and only questions in force today reach learners. Still missing: sources and dates filled in on the 108 questions, so they can pass real review (on staging they were published unreviewed).</w:t>
             </w:r>
           </w:p>
         </w:tc>
@@ -1729,7 +1729,7 @@
                 <w:b/>
                 <w:sz w:val="16"/>
               </w:rPr>
-              <w:t>Build status (27 Oct 2026)</w:t>
+              <w:t>Build status (29 Oct 2026)</w:t>
             </w:r>
           </w:p>
         </w:tc>
@@ -1745,14 +1745,14 @@
                 <w:b/>
                 <w:sz w:val="16"/>
               </w:rPr>
-              <w:t xml:space="preserve">Done in app (offline) — </w:t>
+              <w:t xml:space="preserve">Done — </w:t>
             </w:r>
             <w:r>
               <w:rPr>
                 <w:b w:val="0"/>
                 <w:sz w:val="16"/>
               </w:rPr>
-              <w:t>Four quiz modes: Case Path (level map), Daily Docket (daily challenge), Moot Court Duel and Exam Chamber, with difficulty, question counts and timers. The device picks the questions, not the server.</w:t>
+              <w:t>GET /v1/quizzes lists topics with published questions in force; four modes (Case Path, Daily Docket, Duel, Exam Chamber) with question counts, difficulty and the daily set chosen by the server.</w:t>
             </w:r>
           </w:p>
         </w:tc>
@@ -2010,7 +2010,7 @@
                 <w:b/>
                 <w:sz w:val="16"/>
               </w:rPr>
-              <w:t>Build status (27 Oct 2026)</w:t>
+              <w:t>Build status (29 Oct 2026)</w:t>
             </w:r>
           </w:p>
         </w:tc>
@@ -2026,14 +2026,14 @@
                 <w:b/>
                 <w:sz w:val="16"/>
               </w:rPr>
-              <w:t xml:space="preserve">Done in app (offline) — </w:t>
+              <w:t xml:space="preserve">Done — </w:t>
             </w:r>
             <w:r>
               <w:rPr>
                 <w:b w:val="0"/>
                 <w:sz w:val="16"/>
               </w:rPr>
-              <w:t>Start, answer, explanation and result work end to end, but scoring runs on the device and the answer keys ship inside the app. The plan requires server-side scoring, so this must move to the backend.</w:t>
+              <w:t>The server starts the quiz, picks and shuffles the questions, keeps the answer keys, times each answer and scores it, including exam minus marks (+1 / −0.25). Answers are explained after they are final (practice) or after submit (exam). No answer keys in the app.</w:t>
             </w:r>
           </w:p>
         </w:tc>
@@ -2291,7 +2291,7 @@
                 <w:b/>
                 <w:sz w:val="16"/>
               </w:rPr>
-              <w:t>Build status (27 Oct 2026)</w:t>
+              <w:t>Build status (29 Oct 2026)</w:t>
             </w:r>
           </w:p>
         </w:tc>
@@ -2307,14 +2307,14 @@
                 <w:b/>
                 <w:sz w:val="16"/>
               </w:rPr>
-              <w:t xml:space="preserve">Done in app (offline) — </w:t>
+              <w:t xml:space="preserve">Done — </w:t>
             </w:r>
             <w:r>
               <w:rPr>
                 <w:b w:val="0"/>
                 <w:sz w:val="16"/>
               </w:rPr>
-              <w:t>Result screen, stars, XP, Journey progress and stats. Saved on the device only: no attempt history API and no sync across devices.</w:t>
+              <w:t>Results with server-worked stars, XP, streak and coins; GET /v1/me/progress and attempt history; progress follows the account to any phone. Real weekly leagues with promotion and demotion.</w:t>
             </w:r>
           </w:p>
         </w:tc>
@@ -2572,7 +2572,7 @@
                 <w:b/>
                 <w:sz w:val="16"/>
               </w:rPr>
-              <w:t>Build status (27 Oct 2026)</w:t>
+              <w:t>Build status (29 Oct 2026)</w:t>
             </w:r>
           </w:p>
         </w:tc>
@@ -2595,7 +2595,7 @@
                 <w:b w:val="0"/>
                 <w:sz w:val="16"/>
               </w:rPr>
-              <w:t>No question bookmarks or mistake notebook yet (Exam Chamber shows a review at the end only). Bookmarks exist for Legal Updates articles only.</w:t>
+              <w:t>No question bookmarks or mistake review yet (Exam Chamber shows a review at the end only). Bookmarks exist for Legal Updates articles only.</w:t>
             </w:r>
           </w:p>
         </w:tc>
@@ -2853,7 +2853,7 @@
                 <w:b/>
                 <w:sz w:val="16"/>
               </w:rPr>
-              <w:t>Build status (27 Oct 2026)</w:t>
+              <w:t>Build status (29 Oct 2026)</w:t>
             </w:r>
           </w:p>
         </w:tc>
@@ -2876,7 +2876,7 @@
                 <w:b w:val="0"/>
                 <w:sz w:val="16"/>
               </w:rPr>
-              <w:t>No import or export yet.</w:t>
+              <w:t>No CSV import or export yet; the seed script imports the starter questions.</w:t>
             </w:r>
           </w:p>
         </w:tc>
@@ -3134,14 +3134,14 @@
                 <w:b/>
                 <w:sz w:val="16"/>
               </w:rPr>
-              <w:t>Build status (27 Oct 2026)</w:t>
+              <w:t>Build status (29 Oct 2026)</w:t>
             </w:r>
           </w:p>
         </w:tc>
         <w:tc>
           <w:tcPr>
             <w:tcW w:type="dxa" w:w="8352"/>
-            <w:shd w:val="clear" w:color="auto" w:fill="EDEDED"/>
+            <w:shd w:val="clear" w:color="auto" w:fill="FFF2CC"/>
             <w:vAlign w:val="top"/>
           </w:tcPr>
           <w:p>
@@ -3150,14 +3150,14 @@
                 <w:b/>
                 <w:sz w:val="16"/>
               </w:rPr>
-              <w:t xml:space="preserve">Not started — </w:t>
+              <w:t xml:space="preserve">Partly done — </w:t>
             </w:r>
             <w:r>
               <w:rPr>
                 <w:b w:val="0"/>
                 <w:sz w:val="16"/>
               </w:rPr>
-              <w:t>No admin portal or admin APIs yet.</w:t>
+              <w:t>Roles (admin, editor, reviewer, publisher, learner) are enforced in the API and the portal, and actions are audit-logged. Still missing: pages to manage staff accounts and roles.</w:t>
             </w:r>
           </w:p>
         </w:tc>
@@ -3415,7 +3415,7 @@
                 <w:b/>
                 <w:sz w:val="16"/>
               </w:rPr>
-              <w:t>Build status (27 Oct 2026)</w:t>
+              <w:t>Build status (29 Oct 2026)</w:t>
             </w:r>
           </w:p>
         </w:tc>
@@ -3696,7 +3696,7 @@
                 <w:b/>
                 <w:sz w:val="16"/>
               </w:rPr>
-              <w:t>Build status (27 Oct 2026)</w:t>
+              <w:t>Build status (29 Oct 2026)</w:t>
             </w:r>
           </w:p>
         </w:tc>
@@ -3977,14 +3977,14 @@
                 <w:b/>
                 <w:sz w:val="16"/>
               </w:rPr>
-              <w:t>Build status (27 Oct 2026)</w:t>
+              <w:t>Build status (29 Oct 2026)</w:t>
             </w:r>
           </w:p>
         </w:tc>
         <w:tc>
           <w:tcPr>
             <w:tcW w:type="dxa" w:w="8352"/>
-            <w:shd w:val="clear" w:color="auto" w:fill="E2EFDA"/>
+            <w:shd w:val="clear" w:color="auto" w:fill="FFF2CC"/>
             <w:vAlign w:val="top"/>
           </w:tcPr>
           <w:p>
@@ -3993,14 +3993,14 @@
                 <w:b/>
                 <w:sz w:val="16"/>
               </w:rPr>
-              <w:t xml:space="preserve">Done in app (offline) — </w:t>
+              <w:t xml:space="preserve">Partly done — </w:t>
             </w:r>
             <w:r>
               <w:rPr>
                 <w:b w:val="0"/>
                 <w:sz w:val="16"/>
               </w:rPr>
-              <w:t>UI and all 108 questions in 6 languages (English, Hindi, Tamil, Telugu, Kannada, Malayalam), language picker, English fallback. Newest UI strings are English-only; translated content has no legal review; accessibility not audited.</w:t>
+              <w:t>App UI in 6 languages (English, Hindi, Tamil, Telugu, Kannada, Malayalam) with English fallback. Quiz content is English only on the server for now; the newest screens are English only; translated content has no legal review; accessibility not audited.</w:t>
             </w:r>
           </w:p>
         </w:tc>
@@ -4258,14 +4258,14 @@
                 <w:b/>
                 <w:sz w:val="16"/>
               </w:rPr>
-              <w:t>Build status (27 Oct 2026)</w:t>
+              <w:t>Build status (29 Oct 2026)</w:t>
             </w:r>
           </w:p>
         </w:tc>
         <w:tc>
           <w:tcPr>
             <w:tcW w:type="dxa" w:w="8352"/>
-            <w:shd w:val="clear" w:color="auto" w:fill="E2EFDA"/>
+            <w:shd w:val="clear" w:color="auto" w:fill="FFF2CC"/>
             <w:vAlign w:val="top"/>
           </w:tcPr>
           <w:p>
@@ -4274,14 +4274,14 @@
                 <w:b/>
                 <w:sz w:val="16"/>
               </w:rPr>
-              <w:t xml:space="preserve">Done in app (offline) — </w:t>
+              <w:t xml:space="preserve">Partly done — </w:t>
             </w:r>
             <w:r>
               <w:rPr>
                 <w:b w:val="0"/>
                 <w:sz w:val="16"/>
               </w:rPr>
-              <w:t>Streaks with freezes and milestones, Daily Docket daily challenge, energy, XP, weekly leagues and leaderboard, all on the device (league rivals are simulated). No push reminders, preferences API or server jobs.</w:t>
+              <w:t>Streaks with freezes and milestones, Daily Docket, energy, coins and real weekly leagues all run on the server. Still missing: push reminders, notification preferences, scheduled jobs.</w:t>
             </w:r>
           </w:p>
         </w:tc>
@@ -4539,7 +4539,7 @@
                 <w:b/>
                 <w:sz w:val="16"/>
               </w:rPr>
-              <w:t>Build status (27 Oct 2026)</w:t>
+              <w:t>Build status (29 Oct 2026)</w:t>
             </w:r>
           </w:p>
         </w:tc>
@@ -4562,7 +4562,7 @@
                 <w:b w:val="0"/>
                 <w:sz w:val="16"/>
               </w:rPr>
-              <w:t>Ask AI chat exists: it calls Claude directly with a key built into the app, or answers offline. No grounding or citations. The roadmap puts AI in P7 and keeps unreviewed AI answers out of the first release; the built-in key must not ship.</w:t>
+              <w:t>Ask AI answers through POST /v1/chat on the server with Azure OpenAI (gpt-5.4-mini), 5 answers a day free; the key stays on the server. Still missing: answers grounded in approved sources, citations, an evaluation set, and legal review of AI answers.</w:t>
             </w:r>
           </w:p>
         </w:tc>

--- a/docs/planning/02_Module_Plans.docx
+++ b/docs/planning/02_Module_Plans.docx
@@ -1471,7 +1471,7 @@
                 <w:b w:val="0"/>
                 <w:sz w:val="16"/>
               </w:rPr>
-              <w:t>Questions have fields for source title and URL, provision reference and valid-from / valid-to dates, and only questions in force today reach learners. Still missing: sources and dates filled in on the 108 questions, so they can pass real review (on staging they were published unreviewed).</w:t>
+              <w:t>Questions have source title and URL, citation, provision reference and valid-from / valid-to dates, and only questions in force today reach learners. The app shows the source under each explanation with a link to the official text. All 108 starter questions now carry a researched source (official Gazette, India Code, Legislative Department, PIB or Supreme Court links for 105 of them) and the date each answer became correct; the seed puts them into draft revisions for review. Still missing: legal review of those drafts (on staging the questions were first published unreviewed). Two DPDP Act questions only become valid on 13 May 2027, when those sections come into force.</w:t>
             </w:r>
           </w:p>
         </w:tc>
@@ -2579,7 +2579,7 @@
         <w:tc>
           <w:tcPr>
             <w:tcW w:type="dxa" w:w="8352"/>
-            <w:shd w:val="clear" w:color="auto" w:fill="EDEDED"/>
+            <w:shd w:val="clear" w:color="auto" w:fill="E2EFDA"/>
             <w:vAlign w:val="top"/>
           </w:tcPr>
           <w:p>
@@ -2588,14 +2588,14 @@
                 <w:b/>
                 <w:sz w:val="16"/>
               </w:rPr>
-              <w:t xml:space="preserve">Not started — </w:t>
+              <w:t xml:space="preserve">Done — </w:t>
             </w:r>
             <w:r>
               <w:rPr>
                 <w:b w:val="0"/>
                 <w:sz w:val="16"/>
               </w:rPr>
-              <w:t>No question bookmarks or mistake review yet (Exam Chamber shows a review at the end only). Bookmarks exist for Legal Updates articles only.</w:t>
+              <w:t>Learners save questions (kept on the account) and see a mistakes list: questions whose latest final answer was wrong, which leave the list when answered right later. Mistake practice is free and earns XP. Review card on Home and a Review page (Mistakes / Saved); saved and mistake items show the version the learner answered.</w:t>
             </w:r>
           </w:p>
         </w:tc>
@@ -3703,7 +3703,7 @@
         <w:tc>
           <w:tcPr>
             <w:tcW w:type="dxa" w:w="8352"/>
-            <w:shd w:val="clear" w:color="auto" w:fill="EDEDED"/>
+            <w:shd w:val="clear" w:color="auto" w:fill="E2EFDA"/>
             <w:vAlign w:val="top"/>
           </w:tcPr>
           <w:p>
@@ -3712,14 +3712,14 @@
                 <w:b/>
                 <w:sz w:val="16"/>
               </w:rPr>
-              <w:t xml:space="preserve">Not started — </w:t>
+              <w:t xml:space="preserve">Mostly done — </w:t>
             </w:r>
             <w:r>
               <w:rPr>
                 <w:b w:val="0"/>
                 <w:sz w:val="16"/>
               </w:rPr>
-              <w:t>No "report this question" flow yet.</w:t>
+              <w:t>Learners report a question from its explanation or the results review (reason + comment, 20 a day). Staff see and close reports in the portal (Reports page, open reports on each question page, urgent reasons first, audit-logged); a report never changes content. Still missing: telling the reporter the outcome (needs M14).</w:t>
             </w:r>
           </w:p>
         </w:tc>

--- a/docs/planning/02_Module_Plans.docx
+++ b/docs/planning/02_Module_Plans.docx
@@ -2860,7 +2860,7 @@
         <w:tc>
           <w:tcPr>
             <w:tcW w:type="dxa" w:w="8352"/>
-            <w:shd w:val="clear" w:color="auto" w:fill="EDEDED"/>
+            <w:shd w:val="clear" w:color="auto" w:fill="E2EFDA"/>
             <w:vAlign w:val="top"/>
           </w:tcPr>
           <w:p>
@@ -2869,14 +2869,14 @@
                 <w:b/>
                 <w:sz w:val="16"/>
               </w:rPr>
-              <w:t xml:space="preserve">Not started — </w:t>
+              <w:t xml:space="preserve">Done — </w:t>
             </w:r>
             <w:r>
               <w:rPr>
                 <w:b w:val="0"/>
                 <w:sz w:val="16"/>
               </w:rPr>
-              <w:t>No CSV import or export yet; the seed script imports the starter questions.</w:t>
+              <w:t>Content Management Portal → Imports: upload a .csv (UTF-8) or .xlsx file of up to 500 questions, check it first (nothing saved; every row's result with column and reason), then import the valid new rows as drafts only. Unknown columns refuse the file; rows already in the bank (same external_ref, or same text in the same topic) are skipped; repeats inside a file fail; the same file can't be imported twice. Each import keeps a saved report. Export to CSV or Excel in the same columns (follows the status and topic filter), so a file can be edited and imported back.</w:t>
             </w:r>
           </w:p>
         </w:tc>

--- a/docs/planning/02_Module_Plans.docx
+++ b/docs/planning/02_Module_Plans.docx
@@ -893,7 +893,7 @@
         <w:tc>
           <w:tcPr>
             <w:tcW w:type="dxa" w:w="8352"/>
-            <w:shd w:val="clear" w:color="auto" w:fill="FFF2CC"/>
+            <w:shd w:val="clear" w:color="auto" w:fill="E2EFDA"/>
             <w:vAlign w:val="top"/>
           </w:tcPr>
           <w:p>
@@ -902,14 +902,14 @@
                 <w:b/>
                 <w:sz w:val="16"/>
               </w:rPr>
-              <w:t xml:space="preserve">Partly done — </w:t>
+              <w:t xml:space="preserve">Mostly done — </w:t>
             </w:r>
             <w:r>
               <w:rPr>
                 <w:b w:val="0"/>
                 <w:sz w:val="16"/>
               </w:rPr>
-              <w:t>Subjects, topics and acts in the database, served by GET /v1/taxonomy and the quiz catalog; the app maps its 6 chapters to subjects. Still missing: portal pages to manage the taxonomy, search and filters.</w:t>
+              <w:t>Subjects, topics and acts in the database, served by GET /v1/taxonomy and the quiz catalog; the app maps its 6 chapters to subjects. Content Management Portal → Topics: add, rename, reorder, show or hide subjects (admins), topics and acts (editors and admins), with question counts; slugs are fixed, topics stay in their subject, new subjects start hidden, and hidden topics keep their questions but leave quizzes. Still missing: learner search and filters in the app, and new subjects in the app (it has its 6 chapters built in).</w:t>
             </w:r>
           </w:p>
         </w:tc>
@@ -3157,7 +3157,7 @@
                 <w:b w:val="0"/>
                 <w:sz w:val="16"/>
               </w:rPr>
-              <w:t>Roles (admin, editor, reviewer, publisher, learner) are enforced in the API and the portal, and actions are audit-logged. Still missing: pages to manage staff accounts and roles.</w:t>
+              <w:t>Roles (admin, editor, reviewer, publisher, learner) are enforced in the API and the portal, and actions are audit-logged. Taxonomy pages (subjects admin-only), reports, bulk review actions and question import/export are in the portal. Still missing: pages to manage staff accounts and roles.</w:t>
             </w:r>
           </w:p>
         </w:tc>

--- a/docs/planning/02_Module_Plans.docx
+++ b/docs/planning/02_Module_Plans.docx
@@ -3141,7 +3141,7 @@
         <w:tc>
           <w:tcPr>
             <w:tcW w:type="dxa" w:w="8352"/>
-            <w:shd w:val="clear" w:color="auto" w:fill="FFF2CC"/>
+            <w:shd w:val="clear" w:color="auto" w:fill="E2EFDA"/>
             <w:vAlign w:val="top"/>
           </w:tcPr>
           <w:p>
@@ -3150,14 +3150,14 @@
                 <w:b/>
                 <w:sz w:val="16"/>
               </w:rPr>
-              <w:t xml:space="preserve">Partly done — </w:t>
+              <w:t xml:space="preserve">Mostly done — </w:t>
             </w:r>
             <w:r>
               <w:rPr>
                 <w:b w:val="0"/>
                 <w:sz w:val="16"/>
               </w:rPr>
-              <w:t>Roles (admin, editor, reviewer, publisher, learner) are enforced in the API and the portal, and actions are audit-logged. Taxonomy pages (subjects admin-only), reports, bulk review actions and question import/export are in the portal. Still missing: pages to manage staff accounts and roles.</w:t>
+              <w:t>Roles (admin, editor, reviewer, publisher, analyst, learner) are enforced in the API and the portal, and actions are audit-logged. Content Management Portal → Staff (admins): invite staff with a one-time link to choose their own password, change roles, disable or enable accounts (signs out at once), and issue a new setup link; nobody can remove their own admin role and there is always an active admin. Also in the portal: Topics, Reports, Imports and bulk review actions. Still missing: feature flags and operational settings pages.</w:t>
             </w:r>
           </w:p>
         </w:tc>

--- a/docs/planning/02_Module_Plans.docx
+++ b/docs/planning/02_Module_Plans.docx
@@ -628,7 +628,7 @@
                 <w:b w:val="0"/>
                 <w:sz w:val="16"/>
               </w:rPr>
-              <w:t>Email and password sign-in for learners and staff, short-lived access tokens with rotating refresh tokens (reuse detected), roles checked on every request, sign-in rate limit per client. Accounts carry XP, coins and settings across phones.</w:t>
+              <w:t>Email and password sign-in for learners and staff, short-lived access tokens with rotating refresh tokens (reuse detected), roles checked on every request, sign-in rate limit per client. Accounts carry XP, coins and settings across phones. Staff accounts are managed by admins with one-time setup links. Learners can delete their own account in the app, confirmed with their password: their data is removed and nothing links the deleted account to a person.</w:t>
             </w:r>
           </w:p>
         </w:tc>

--- a/docs/planning/02_Module_Plans.docx
+++ b/docs/planning/02_Module_Plans.docx
@@ -3422,7 +3422,7 @@
         <w:tc>
           <w:tcPr>
             <w:tcW w:type="dxa" w:w="8352"/>
-            <w:shd w:val="clear" w:color="auto" w:fill="EDEDED"/>
+            <w:shd w:val="clear" w:color="auto" w:fill="FFF2CC"/>
             <w:vAlign w:val="top"/>
           </w:tcPr>
           <w:p>
@@ -3431,14 +3431,14 @@
                 <w:b/>
                 <w:sz w:val="16"/>
               </w:rPr>
-              <w:t xml:space="preserve">Not started — </w:t>
+              <w:t xml:space="preserve">Partly done — </w:t>
             </w:r>
             <w:r>
               <w:rPr>
                 <w:b w:val="0"/>
                 <w:sz w:val="16"/>
               </w:rPr>
-              <w:t>No analytics events or crash reporting yet.</w:t>
+              <w:t>Usage analytics are done without a separate event stream: the Content Management Portal's Analytics page (admins and analysts) is calculated from what the app already records, plus a once-a-day note that a learner opened the app. It shows learners, activity today / 7 / 30 days, a daily series, 1-, 7- and 30-day retention, quizzes by mode, the most-missed questions and open reports. No names or emails; a learner's data goes when they delete their account. Crash reporting with Sentry is in the app. Still missing: Sentry for the API and the portal, error alerts, and the screen-level events the sheet lists (result viewed).</w:t>
             </w:r>
           </w:p>
         </w:tc>
